--- a/Tuan_10/math_data_lake/docs/data_card.docx
+++ b/Tuan_10/math_data_lake/docs/data_card.docx
@@ -93,7 +93,7 @@
         <w:tc>
           <w:tcPr>
             <w:tcW w:type="dxa" w:w="1624"/>
-            <w:shd w:val="clear" w:color="auto" w:fill="D9E2F3"/>
+            <w:shd w:val="clear" w:color="auto" w:fill="E7E6E6"/>
           </w:tcPr>
           <w:p>
             <w:r>
@@ -113,7 +113,7 @@
         <w:tc>
           <w:tcPr>
             <w:tcW w:type="dxa" w:w="1624"/>
-            <w:shd w:val="clear" w:color="auto" w:fill="D9E2F3"/>
+            <w:shd w:val="clear" w:color="auto" w:fill="E7E6E6"/>
           </w:tcPr>
           <w:p>
             <w:r>
@@ -133,7 +133,7 @@
         <w:tc>
           <w:tcPr>
             <w:tcW w:type="dxa" w:w="1624"/>
-            <w:shd w:val="clear" w:color="auto" w:fill="D9E2F3"/>
+            <w:shd w:val="clear" w:color="auto" w:fill="E7E6E6"/>
           </w:tcPr>
           <w:p>
             <w:r>
@@ -153,7 +153,7 @@
         <w:tc>
           <w:tcPr>
             <w:tcW w:type="dxa" w:w="1624"/>
-            <w:shd w:val="clear" w:color="auto" w:fill="D9E2F3"/>
+            <w:shd w:val="clear" w:color="auto" w:fill="E7E6E6"/>
           </w:tcPr>
           <w:p>
             <w:r>
@@ -173,7 +173,7 @@
         <w:tc>
           <w:tcPr>
             <w:tcW w:type="dxa" w:w="1624"/>
-            <w:shd w:val="clear" w:color="auto" w:fill="D9E2F3"/>
+            <w:shd w:val="clear" w:color="auto" w:fill="E7E6E6"/>
           </w:tcPr>
           <w:p>
             <w:r>
@@ -193,7 +193,7 @@
         <w:tc>
           <w:tcPr>
             <w:tcW w:type="dxa" w:w="1624"/>
-            <w:shd w:val="clear" w:color="auto" w:fill="D9E2F3"/>
+            <w:shd w:val="clear" w:color="auto" w:fill="E7E6E6"/>
           </w:tcPr>
           <w:p>
             <w:r>
@@ -241,7 +241,7 @@
             <w:r>
               <w:rPr>
                 <w:rFonts w:ascii="Consolas" w:hAnsi="Consolas"/>
-                <w:color w:val="8B1A1A"/>
+                <w:color w:val="000000"/>
                 <w:sz w:val="18"/>
               </w:rPr>
               <w:t>9d8d210c</w:t>
@@ -335,7 +335,7 @@
             <w:r>
               <w:rPr>
                 <w:rFonts w:ascii="Consolas" w:hAnsi="Consolas"/>
-                <w:color w:val="8B1A1A"/>
+                <w:color w:val="000000"/>
                 <w:sz w:val="18"/>
               </w:rPr>
               <w:t>509ad797</w:t>
@@ -429,7 +429,7 @@
             <w:r>
               <w:rPr>
                 <w:rFonts w:ascii="Consolas" w:hAnsi="Consolas"/>
-                <w:color w:val="8B1A1A"/>
+                <w:color w:val="000000"/>
                 <w:sz w:val="18"/>
               </w:rPr>
               <w:t>29dcec07</w:t>
@@ -575,7 +575,7 @@
       <w:r>
         <w:rPr>
           <w:rFonts w:ascii="Consolas" w:hAnsi="Consolas"/>
-          <w:color w:val="8B1A1A"/>
+          <w:color w:val="000000"/>
           <w:sz w:val="19"/>
         </w:rPr>
         <w:t>math_record</w:t>
@@ -586,7 +586,7 @@
       <w:r>
         <w:rPr>
           <w:rFonts w:ascii="Consolas" w:hAnsi="Consolas"/>
-          <w:color w:val="8B1A1A"/>
+          <w:color w:val="000000"/>
           <w:sz w:val="19"/>
         </w:rPr>
         <w:t>docs/data_contract_v1.0.yaml</w:t>
@@ -629,7 +629,7 @@
       <w:r>
         <w:rPr>
           <w:rFonts w:ascii="Consolas" w:hAnsi="Consolas"/>
-          <w:color w:val="8B1A1A"/>
+          <w:color w:val="000000"/>
           <w:sz w:val="19"/>
         </w:rPr>
         <w:t>python scripts/mdl.py download</w:t>
@@ -640,7 +640,7 @@
       <w:r>
         <w:rPr>
           <w:rFonts w:ascii="Consolas" w:hAnsi="Consolas"/>
-          <w:color w:val="8B1A1A"/>
+          <w:color w:val="000000"/>
           <w:sz w:val="19"/>
         </w:rPr>
         <w:t>manifest/manifest_full.json</w:t>
@@ -671,7 +671,7 @@
         <w:tc>
           <w:tcPr>
             <w:tcW w:type="dxa" w:w="4873"/>
-            <w:shd w:val="clear" w:color="auto" w:fill="D9E2F3"/>
+            <w:shd w:val="clear" w:color="auto" w:fill="E7E6E6"/>
           </w:tcPr>
           <w:p>
             <w:r>
@@ -691,7 +691,7 @@
         <w:tc>
           <w:tcPr>
             <w:tcW w:type="dxa" w:w="4873"/>
-            <w:shd w:val="clear" w:color="auto" w:fill="D9E2F3"/>
+            <w:shd w:val="clear" w:color="auto" w:fill="E7E6E6"/>
           </w:tcPr>
           <w:p>
             <w:r>
@@ -739,7 +739,7 @@
             <w:r>
               <w:rPr>
                 <w:rFonts w:ascii="Consolas" w:hAnsi="Consolas"/>
-                <w:color w:val="8B1A1A"/>
+                <w:color w:val="000000"/>
                 <w:sz w:val="20"/>
               </w:rPr>
               <w:t>raw_uri/raw_row</w:t>
@@ -807,7 +807,7 @@
             <w:r>
               <w:rPr>
                 <w:rFonts w:ascii="Consolas" w:hAnsi="Consolas"/>
-                <w:color w:val="8B1A1A"/>
+                <w:color w:val="000000"/>
                 <w:sz w:val="20"/>
               </w:rPr>
               <w:t>:=</w:t>
@@ -875,7 +875,7 @@
         <w:tc>
           <w:tcPr>
             <w:tcW w:type="dxa" w:w="4873"/>
-            <w:shd w:val="clear" w:color="auto" w:fill="D9E2F3"/>
+            <w:shd w:val="clear" w:color="auto" w:fill="E7E6E6"/>
           </w:tcPr>
           <w:p>
             <w:r>
@@ -895,7 +895,7 @@
         <w:tc>
           <w:tcPr>
             <w:tcW w:type="dxa" w:w="4873"/>
-            <w:shd w:val="clear" w:color="auto" w:fill="D9E2F3"/>
+            <w:shd w:val="clear" w:color="auto" w:fill="E7E6E6"/>
           </w:tcPr>
           <w:p>
             <w:r>
@@ -943,7 +943,7 @@
             <w:r>
               <w:rPr>
                 <w:rFonts w:ascii="Consolas" w:hAnsi="Consolas"/>
-                <w:color w:val="8B1A1A"/>
+                <w:color w:val="000000"/>
                 <w:sz w:val="20"/>
               </w:rPr>
               <w:t>full_name = null</w:t>
@@ -1003,7 +1003,7 @@
             <w:r>
               <w:rPr>
                 <w:rFonts w:ascii="Consolas" w:hAnsi="Consolas"/>
-                <w:color w:val="8B1A1A"/>
+                <w:color w:val="000000"/>
                 <w:sz w:val="20"/>
               </w:rPr>
               <w:t>$</w:t>
@@ -1177,7 +1177,7 @@
       <w:r>
         <w:rPr>
           <w:rFonts w:ascii="Consolas" w:hAnsi="Consolas"/>
-          <w:color w:val="8B1A1A"/>
+          <w:color w:val="000000"/>
           <w:sz w:val="19"/>
         </w:rPr>
         <w:t>mdl ingest</w:t>
@@ -1188,7 +1188,7 @@
       <w:r>
         <w:rPr>
           <w:rFonts w:ascii="Consolas" w:hAnsi="Consolas"/>
-          <w:color w:val="8B1A1A"/>
+          <w:color w:val="000000"/>
           <w:sz w:val="19"/>
         </w:rPr>
         <w:t>source_version</w:t>
@@ -1572,6 +1572,7 @@
     <w:rsid w:val="00FC693F"/>
     <w:rPr>
       <w:rFonts w:ascii="Times New Roman" w:hAnsi="Times New Roman" w:eastAsia="Times New Roman"/>
+      <w:color w:val="000000"/>
       <w:sz w:val="24"/>
     </w:rPr>
   </w:style>
@@ -1637,7 +1638,7 @@
       <w:rFonts w:ascii="Times New Roman" w:hAnsi="Times New Roman" w:eastAsia="Times New Roman" w:cs="Times New Roman"/>
       <w:b/>
       <w:bCs/>
-      <w:color w:val="1F3A68"/>
+      <w:color w:val="000000"/>
       <w:sz w:val="28"/>
       <w:szCs w:val="28"/>
     </w:rPr>
@@ -1661,7 +1662,7 @@
       <w:rFonts w:ascii="Times New Roman" w:hAnsi="Times New Roman" w:eastAsia="Times New Roman" w:cs="Times New Roman"/>
       <w:b/>
       <w:bCs/>
-      <w:color w:val="1F3A68"/>
+      <w:color w:val="000000"/>
       <w:sz w:val="26"/>
       <w:szCs w:val="26"/>
     </w:rPr>
@@ -1685,7 +1686,7 @@
       <w:rFonts w:ascii="Times New Roman" w:hAnsi="Times New Roman" w:eastAsia="Times New Roman" w:cs="Times New Roman"/>
       <w:b/>
       <w:bCs/>
-      <w:color w:val="1F3A68"/>
+      <w:color w:val="000000"/>
     </w:rPr>
   </w:style>
   <w:style w:type="paragraph" w:styleId="Heading4">
@@ -1710,7 +1711,7 @@
       <w:bCs/>
       <w:i/>
       <w:iCs/>
-      <w:color w:val="1F3A68"/>
+      <w:color w:val="000000"/>
     </w:rPr>
   </w:style>
   <w:style w:type="paragraph" w:styleId="Heading5">
@@ -1731,7 +1732,7 @@
     </w:pPr>
     <w:rPr>
       <w:rFonts w:asciiTheme="majorHAnsi" w:eastAsiaTheme="majorEastAsia" w:hAnsiTheme="majorHAnsi" w:cstheme="majorBidi"/>
-      <w:color w:val="243F60" w:themeColor="accent1" w:themeShade="7F"/>
+      <w:color w:val="000000"/>
     </w:rPr>
   </w:style>
   <w:style w:type="paragraph" w:styleId="Heading6">
@@ -1754,7 +1755,7 @@
       <w:rFonts w:asciiTheme="majorHAnsi" w:eastAsiaTheme="majorEastAsia" w:hAnsiTheme="majorHAnsi" w:cstheme="majorBidi"/>
       <w:i/>
       <w:iCs/>
-      <w:color w:val="243F60" w:themeColor="accent1" w:themeShade="7F"/>
+      <w:color w:val="000000"/>
     </w:rPr>
   </w:style>
   <w:style w:type="paragraph" w:styleId="Heading7">
@@ -1777,7 +1778,7 @@
       <w:rFonts w:asciiTheme="majorHAnsi" w:eastAsiaTheme="majorEastAsia" w:hAnsiTheme="majorHAnsi" w:cstheme="majorBidi"/>
       <w:i/>
       <w:iCs/>
-      <w:color w:val="404040" w:themeColor="text1" w:themeTint="BF"/>
+      <w:color w:val="000000"/>
     </w:rPr>
   </w:style>
   <w:style w:type="paragraph" w:styleId="Heading8">
@@ -1798,7 +1799,7 @@
     </w:pPr>
     <w:rPr>
       <w:rFonts w:asciiTheme="majorHAnsi" w:eastAsiaTheme="majorEastAsia" w:hAnsiTheme="majorHAnsi" w:cstheme="majorBidi"/>
-      <w:color w:val="4F81BD" w:themeColor="accent1"/>
+      <w:color w:val="000000"/>
       <w:sz w:val="20"/>
       <w:szCs w:val="20"/>
     </w:rPr>
@@ -1823,7 +1824,7 @@
       <w:rFonts w:asciiTheme="majorHAnsi" w:eastAsiaTheme="majorEastAsia" w:hAnsiTheme="majorHAnsi" w:cstheme="majorBidi"/>
       <w:i/>
       <w:iCs/>
-      <w:color w:val="404040" w:themeColor="text1" w:themeTint="BF"/>
+      <w:color w:val="000000"/>
       <w:sz w:val="20"/>
       <w:szCs w:val="20"/>
     </w:rPr>
@@ -1874,7 +1875,7 @@
       <w:rFonts w:asciiTheme="majorHAnsi" w:eastAsiaTheme="majorEastAsia" w:hAnsiTheme="majorHAnsi" w:cstheme="majorBidi"/>
       <w:b/>
       <w:bCs/>
-      <w:color w:val="365F91" w:themeColor="accent1" w:themeShade="BF"/>
+      <w:color w:val="000000"/>
       <w:sz w:val="28"/>
       <w:szCs w:val="28"/>
     </w:rPr>
@@ -1889,7 +1890,7 @@
       <w:rFonts w:asciiTheme="majorHAnsi" w:eastAsiaTheme="majorEastAsia" w:hAnsiTheme="majorHAnsi" w:cstheme="majorBidi"/>
       <w:b/>
       <w:bCs/>
-      <w:color w:val="4F81BD" w:themeColor="accent1"/>
+      <w:color w:val="000000"/>
       <w:sz w:val="26"/>
       <w:szCs w:val="26"/>
     </w:rPr>
@@ -1904,7 +1905,7 @@
       <w:rFonts w:asciiTheme="majorHAnsi" w:eastAsiaTheme="majorEastAsia" w:hAnsiTheme="majorHAnsi" w:cstheme="majorBidi"/>
       <w:b/>
       <w:bCs/>
-      <w:color w:val="4F81BD" w:themeColor="accent1"/>
+      <w:color w:val="000000"/>
     </w:rPr>
   </w:style>
   <w:style w:type="paragraph" w:styleId="Title">
@@ -1924,7 +1925,7 @@
     </w:pPr>
     <w:rPr>
       <w:rFonts w:ascii="Times New Roman" w:hAnsi="Times New Roman" w:eastAsia="Times New Roman" w:cs="Times New Roman"/>
-      <w:color w:val="1F3A68"/>
+      <w:color w:val="000000"/>
       <w:spacing w:val="5"/>
       <w:kern w:val="28"/>
       <w:sz w:val="52"/>
@@ -1939,7 +1940,7 @@
     <w:rsid w:val="00FC693F"/>
     <w:rPr>
       <w:rFonts w:asciiTheme="majorHAnsi" w:eastAsiaTheme="majorEastAsia" w:hAnsiTheme="majorHAnsi" w:cstheme="majorBidi"/>
-      <w:color w:val="17365D" w:themeColor="text2" w:themeShade="BF"/>
+      <w:color w:val="000000"/>
       <w:spacing w:val="5"/>
       <w:kern w:val="28"/>
       <w:sz w:val="52"/>
@@ -1963,7 +1964,7 @@
       <w:rFonts w:asciiTheme="majorHAnsi" w:eastAsiaTheme="majorEastAsia" w:hAnsiTheme="majorHAnsi" w:cstheme="majorBidi"/>
       <w:i/>
       <w:iCs/>
-      <w:color w:val="4F81BD" w:themeColor="accent1"/>
+      <w:color w:val="000000"/>
       <w:spacing w:val="15"/>
       <w:sz w:val="24"/>
       <w:szCs w:val="24"/>
@@ -1979,7 +1980,7 @@
       <w:rFonts w:asciiTheme="majorHAnsi" w:eastAsiaTheme="majorEastAsia" w:hAnsiTheme="majorHAnsi" w:cstheme="majorBidi"/>
       <w:i/>
       <w:iCs/>
-      <w:color w:val="4F81BD" w:themeColor="accent1"/>
+      <w:color w:val="000000"/>
       <w:spacing w:val="15"/>
       <w:sz w:val="24"/>
       <w:szCs w:val="24"/>
@@ -2251,7 +2252,7 @@
     <w:rPr>
       <w:i/>
       <w:iCs/>
-      <w:color w:val="000000" w:themeColor="text1"/>
+      <w:color w:val="000000"/>
     </w:rPr>
   </w:style>
   <w:style w:type="character" w:customStyle="1" w:styleId="QuoteChar">
@@ -2263,7 +2264,7 @@
     <w:rPr>
       <w:i/>
       <w:iCs/>
-      <w:color w:val="000000" w:themeColor="text1"/>
+      <w:color w:val="000000"/>
     </w:rPr>
   </w:style>
   <w:style w:type="character" w:customStyle="1" w:styleId="Heading4Char">
@@ -2279,7 +2280,7 @@
       <w:bCs/>
       <w:i/>
       <w:iCs/>
-      <w:color w:val="4F81BD" w:themeColor="accent1"/>
+      <w:color w:val="000000"/>
     </w:rPr>
   </w:style>
   <w:style w:type="character" w:customStyle="1" w:styleId="Heading5Char">
@@ -2291,7 +2292,7 @@
     <w:rsid w:val="00FC693F"/>
     <w:rPr>
       <w:rFonts w:asciiTheme="majorHAnsi" w:eastAsiaTheme="majorEastAsia" w:hAnsiTheme="majorHAnsi" w:cstheme="majorBidi"/>
-      <w:color w:val="243F60" w:themeColor="accent1" w:themeShade="7F"/>
+      <w:color w:val="000000"/>
     </w:rPr>
   </w:style>
   <w:style w:type="character" w:customStyle="1" w:styleId="Heading6Char">
@@ -2305,7 +2306,7 @@
       <w:rFonts w:asciiTheme="majorHAnsi" w:eastAsiaTheme="majorEastAsia" w:hAnsiTheme="majorHAnsi" w:cstheme="majorBidi"/>
       <w:i/>
       <w:iCs/>
-      <w:color w:val="243F60" w:themeColor="accent1" w:themeShade="7F"/>
+      <w:color w:val="000000"/>
     </w:rPr>
   </w:style>
   <w:style w:type="character" w:customStyle="1" w:styleId="Heading7Char">
@@ -2319,7 +2320,7 @@
       <w:rFonts w:asciiTheme="majorHAnsi" w:eastAsiaTheme="majorEastAsia" w:hAnsiTheme="majorHAnsi" w:cstheme="majorBidi"/>
       <w:i/>
       <w:iCs/>
-      <w:color w:val="404040" w:themeColor="text1" w:themeTint="BF"/>
+      <w:color w:val="000000"/>
     </w:rPr>
   </w:style>
   <w:style w:type="character" w:customStyle="1" w:styleId="Heading8Char">
@@ -2331,7 +2332,7 @@
     <w:rsid w:val="00FC693F"/>
     <w:rPr>
       <w:rFonts w:asciiTheme="majorHAnsi" w:eastAsiaTheme="majorEastAsia" w:hAnsiTheme="majorHAnsi" w:cstheme="majorBidi"/>
-      <w:color w:val="4F81BD" w:themeColor="accent1"/>
+      <w:color w:val="000000"/>
       <w:sz w:val="20"/>
       <w:szCs w:val="20"/>
     </w:rPr>
@@ -2347,7 +2348,7 @@
       <w:rFonts w:asciiTheme="majorHAnsi" w:eastAsiaTheme="majorEastAsia" w:hAnsiTheme="majorHAnsi" w:cstheme="majorBidi"/>
       <w:i/>
       <w:iCs/>
-      <w:color w:val="404040" w:themeColor="text1" w:themeTint="BF"/>
+      <w:color w:val="000000"/>
       <w:sz w:val="20"/>
       <w:szCs w:val="20"/>
     </w:rPr>
@@ -2367,7 +2368,7 @@
     <w:rPr>
       <w:b/>
       <w:bCs/>
-      <w:color w:val="4F81BD" w:themeColor="accent1"/>
+      <w:color w:val="000000"/>
       <w:sz w:val="18"/>
       <w:szCs w:val="18"/>
     </w:rPr>
@@ -2414,7 +2415,7 @@
       <w:bCs/>
       <w:i/>
       <w:iCs/>
-      <w:color w:val="4F81BD" w:themeColor="accent1"/>
+      <w:color w:val="000000"/>
     </w:rPr>
   </w:style>
   <w:style w:type="character" w:customStyle="1" w:styleId="IntenseQuoteChar">
@@ -2428,7 +2429,7 @@
       <w:bCs/>
       <w:i/>
       <w:iCs/>
-      <w:color w:val="4F81BD" w:themeColor="accent1"/>
+      <w:color w:val="000000"/>
     </w:rPr>
   </w:style>
   <w:style w:type="character" w:styleId="SubtleEmphasis">
@@ -2440,7 +2441,7 @@
     <w:rPr>
       <w:i/>
       <w:iCs/>
-      <w:color w:val="808080" w:themeColor="text1" w:themeTint="7F"/>
+      <w:color w:val="000000"/>
     </w:rPr>
   </w:style>
   <w:style w:type="character" w:styleId="IntenseEmphasis">
@@ -2454,7 +2455,7 @@
       <w:bCs/>
       <w:i/>
       <w:iCs/>
-      <w:color w:val="4F81BD" w:themeColor="accent1"/>
+      <w:color w:val="000000"/>
     </w:rPr>
   </w:style>
   <w:style w:type="character" w:styleId="SubtleReference">
@@ -2465,7 +2466,7 @@
     <w:rsid w:val="00FC693F"/>
     <w:rPr>
       <w:smallCaps/>
-      <w:color w:val="C0504D" w:themeColor="accent2"/>
+      <w:color w:val="000000"/>
       <w:u w:val="single"/>
     </w:rPr>
   </w:style>
@@ -2479,7 +2480,7 @@
       <w:b/>
       <w:bCs/>
       <w:smallCaps/>
-      <w:color w:val="C0504D" w:themeColor="accent2"/>
+      <w:color w:val="000000"/>
       <w:spacing w:val="5"/>
       <w:u w:val="single"/>
     </w:rPr>
@@ -2545,7 +2546,7 @@
       <w:spacing w:after="0" w:line="240" w:lineRule="auto"/>
     </w:pPr>
     <w:rPr>
-      <w:color w:val="000000" w:themeColor="text1" w:themeShade="BF"/>
+      <w:color w:val="000000"/>
     </w:rPr>
     <w:tblPr>
       <w:tblStyleRowBandSize w:val="1"/>
@@ -2648,7 +2649,7 @@
       <w:spacing w:after="0" w:line="240" w:lineRule="auto"/>
     </w:pPr>
     <w:rPr>
-      <w:color w:val="365F91" w:themeColor="accent1" w:themeShade="BF"/>
+      <w:color w:val="000000"/>
     </w:rPr>
     <w:tblPr>
       <w:tblStyleRowBandSize w:val="1"/>
@@ -2751,7 +2752,7 @@
       <w:spacing w:after="0" w:line="240" w:lineRule="auto"/>
     </w:pPr>
     <w:rPr>
-      <w:color w:val="943634" w:themeColor="accent2" w:themeShade="BF"/>
+      <w:color w:val="000000"/>
     </w:rPr>
     <w:tblPr>
       <w:tblStyleRowBandSize w:val="1"/>
@@ -2854,7 +2855,7 @@
       <w:spacing w:after="0" w:line="240" w:lineRule="auto"/>
     </w:pPr>
     <w:rPr>
-      <w:color w:val="76923C" w:themeColor="accent3" w:themeShade="BF"/>
+      <w:color w:val="000000"/>
     </w:rPr>
     <w:tblPr>
       <w:tblStyleRowBandSize w:val="1"/>
@@ -2957,7 +2958,7 @@
       <w:spacing w:after="0" w:line="240" w:lineRule="auto"/>
     </w:pPr>
     <w:rPr>
-      <w:color w:val="5F497A" w:themeColor="accent4" w:themeShade="BF"/>
+      <w:color w:val="000000"/>
     </w:rPr>
     <w:tblPr>
       <w:tblStyleRowBandSize w:val="1"/>
@@ -3060,7 +3061,7 @@
       <w:spacing w:after="0" w:line="240" w:lineRule="auto"/>
     </w:pPr>
     <w:rPr>
-      <w:color w:val="31849B" w:themeColor="accent5" w:themeShade="BF"/>
+      <w:color w:val="000000"/>
     </w:rPr>
     <w:tblPr>
       <w:tblStyleRowBandSize w:val="1"/>
@@ -3163,7 +3164,7 @@
       <w:spacing w:after="0" w:line="240" w:lineRule="auto"/>
     </w:pPr>
     <w:rPr>
-      <w:color w:val="E36C0A" w:themeColor="accent6" w:themeShade="BF"/>
+      <w:color w:val="000000"/>
     </w:rPr>
     <w:tblPr>
       <w:tblStyleRowBandSize w:val="1"/>
@@ -3289,7 +3290,7 @@
       <w:rPr>
         <w:b/>
         <w:bCs/>
-        <w:color w:val="FFFFFF" w:themeColor="background1"/>
+        <w:color w:val="000000"/>
       </w:rPr>
       <w:tblPr/>
       <w:tcPr>
@@ -3381,7 +3382,7 @@
       <w:rPr>
         <w:b/>
         <w:bCs/>
-        <w:color w:val="FFFFFF" w:themeColor="background1"/>
+        <w:color w:val="000000"/>
       </w:rPr>
       <w:tblPr/>
       <w:tcPr>
@@ -3473,7 +3474,7 @@
       <w:rPr>
         <w:b/>
         <w:bCs/>
-        <w:color w:val="FFFFFF" w:themeColor="background1"/>
+        <w:color w:val="000000"/>
       </w:rPr>
       <w:tblPr/>
       <w:tcPr>
@@ -3565,7 +3566,7 @@
       <w:rPr>
         <w:b/>
         <w:bCs/>
-        <w:color w:val="FFFFFF" w:themeColor="background1"/>
+        <w:color w:val="000000"/>
       </w:rPr>
       <w:tblPr/>
       <w:tcPr>
@@ -3657,7 +3658,7 @@
       <w:rPr>
         <w:b/>
         <w:bCs/>
-        <w:color w:val="FFFFFF" w:themeColor="background1"/>
+        <w:color w:val="000000"/>
       </w:rPr>
       <w:tblPr/>
       <w:tcPr>
@@ -3749,7 +3750,7 @@
       <w:rPr>
         <w:b/>
         <w:bCs/>
-        <w:color w:val="FFFFFF" w:themeColor="background1"/>
+        <w:color w:val="000000"/>
       </w:rPr>
       <w:tblPr/>
       <w:tcPr>
@@ -3841,7 +3842,7 @@
       <w:rPr>
         <w:b/>
         <w:bCs/>
-        <w:color w:val="FFFFFF" w:themeColor="background1"/>
+        <w:color w:val="000000"/>
       </w:rPr>
       <w:tblPr/>
       <w:tcPr>
@@ -4844,7 +4845,7 @@
       <w:rPr>
         <w:b/>
         <w:bCs/>
-        <w:color w:val="FFFFFF" w:themeColor="background1"/>
+        <w:color w:val="000000"/>
       </w:rPr>
       <w:tblPr/>
       <w:tcPr>
@@ -4950,7 +4951,7 @@
       <w:rPr>
         <w:b/>
         <w:bCs/>
-        <w:color w:val="FFFFFF" w:themeColor="background1"/>
+        <w:color w:val="000000"/>
       </w:rPr>
       <w:tblPr/>
       <w:tcPr>
@@ -5056,7 +5057,7 @@
       <w:rPr>
         <w:b/>
         <w:bCs/>
-        <w:color w:val="FFFFFF" w:themeColor="background1"/>
+        <w:color w:val="000000"/>
       </w:rPr>
       <w:tblPr/>
       <w:tcPr>
@@ -5162,7 +5163,7 @@
       <w:rPr>
         <w:b/>
         <w:bCs/>
-        <w:color w:val="FFFFFF" w:themeColor="background1"/>
+        <w:color w:val="000000"/>
       </w:rPr>
       <w:tblPr/>
       <w:tcPr>
@@ -5268,7 +5269,7 @@
       <w:rPr>
         <w:b/>
         <w:bCs/>
-        <w:color w:val="FFFFFF" w:themeColor="background1"/>
+        <w:color w:val="000000"/>
       </w:rPr>
       <w:tblPr/>
       <w:tcPr>
@@ -5374,7 +5375,7 @@
       <w:rPr>
         <w:b/>
         <w:bCs/>
-        <w:color w:val="FFFFFF" w:themeColor="background1"/>
+        <w:color w:val="000000"/>
       </w:rPr>
       <w:tblPr/>
       <w:tcPr>
@@ -5480,7 +5481,7 @@
       <w:rPr>
         <w:b/>
         <w:bCs/>
-        <w:color w:val="FFFFFF" w:themeColor="background1"/>
+        <w:color w:val="000000"/>
       </w:rPr>
       <w:tblPr/>
       <w:tcPr>
@@ -5583,7 +5584,7 @@
       <w:rPr>
         <w:b/>
         <w:bCs/>
-        <w:color w:val="FFFFFF" w:themeColor="background1"/>
+        <w:color w:val="000000"/>
       </w:rPr>
       <w:tblPr/>
       <w:tcPr>
@@ -5603,7 +5604,7 @@
         <w:spacing w:before="0" w:after="0" w:line="240" w:lineRule="auto"/>
       </w:pPr>
       <w:rPr>
-        <w:color w:val="auto"/>
+        <w:color w:val="000000"/>
       </w:rPr>
       <w:tblPr/>
       <w:tcPr>
@@ -5622,7 +5623,7 @@
       <w:rPr>
         <w:b/>
         <w:bCs/>
-        <w:color w:val="FFFFFF" w:themeColor="background1"/>
+        <w:color w:val="000000"/>
       </w:rPr>
       <w:tblPr/>
       <w:tcPr>
@@ -5641,7 +5642,7 @@
       <w:rPr>
         <w:b/>
         <w:bCs/>
-        <w:color w:val="FFFFFF" w:themeColor="background1"/>
+        <w:color w:val="000000"/>
       </w:rPr>
       <w:tblPr/>
       <w:tcPr>
@@ -5687,7 +5688,7 @@
     </w:tblStylePr>
     <w:tblStylePr w:type="nwCell">
       <w:rPr>
-        <w:color w:val="FFFFFF" w:themeColor="background1"/>
+        <w:color w:val="000000"/>
       </w:rPr>
       <w:tblPr/>
       <w:tcPr>
@@ -5732,7 +5733,7 @@
       <w:rPr>
         <w:b/>
         <w:bCs/>
-        <w:color w:val="FFFFFF" w:themeColor="background1"/>
+        <w:color w:val="000000"/>
       </w:rPr>
       <w:tblPr/>
       <w:tcPr>
@@ -5752,7 +5753,7 @@
         <w:spacing w:before="0" w:after="0" w:line="240" w:lineRule="auto"/>
       </w:pPr>
       <w:rPr>
-        <w:color w:val="auto"/>
+        <w:color w:val="000000"/>
       </w:rPr>
       <w:tblPr/>
       <w:tcPr>
@@ -5771,7 +5772,7 @@
       <w:rPr>
         <w:b/>
         <w:bCs/>
-        <w:color w:val="FFFFFF" w:themeColor="background1"/>
+        <w:color w:val="000000"/>
       </w:rPr>
       <w:tblPr/>
       <w:tcPr>
@@ -5790,7 +5791,7 @@
       <w:rPr>
         <w:b/>
         <w:bCs/>
-        <w:color w:val="FFFFFF" w:themeColor="background1"/>
+        <w:color w:val="000000"/>
       </w:rPr>
       <w:tblPr/>
       <w:tcPr>
@@ -5836,7 +5837,7 @@
     </w:tblStylePr>
     <w:tblStylePr w:type="nwCell">
       <w:rPr>
-        <w:color w:val="FFFFFF" w:themeColor="background1"/>
+        <w:color w:val="000000"/>
       </w:rPr>
       <w:tblPr/>
       <w:tcPr>
@@ -5881,7 +5882,7 @@
       <w:rPr>
         <w:b/>
         <w:bCs/>
-        <w:color w:val="FFFFFF" w:themeColor="background1"/>
+        <w:color w:val="000000"/>
       </w:rPr>
       <w:tblPr/>
       <w:tcPr>
@@ -5901,7 +5902,7 @@
         <w:spacing w:before="0" w:after="0" w:line="240" w:lineRule="auto"/>
       </w:pPr>
       <w:rPr>
-        <w:color w:val="auto"/>
+        <w:color w:val="000000"/>
       </w:rPr>
       <w:tblPr/>
       <w:tcPr>
@@ -5920,7 +5921,7 @@
       <w:rPr>
         <w:b/>
         <w:bCs/>
-        <w:color w:val="FFFFFF" w:themeColor="background1"/>
+        <w:color w:val="000000"/>
       </w:rPr>
       <w:tblPr/>
       <w:tcPr>
@@ -5939,7 +5940,7 @@
       <w:rPr>
         <w:b/>
         <w:bCs/>
-        <w:color w:val="FFFFFF" w:themeColor="background1"/>
+        <w:color w:val="000000"/>
       </w:rPr>
       <w:tblPr/>
       <w:tcPr>
@@ -5985,7 +5986,7 @@
     </w:tblStylePr>
     <w:tblStylePr w:type="nwCell">
       <w:rPr>
-        <w:color w:val="FFFFFF" w:themeColor="background1"/>
+        <w:color w:val="000000"/>
       </w:rPr>
       <w:tblPr/>
       <w:tcPr>
@@ -6030,7 +6031,7 @@
       <w:rPr>
         <w:b/>
         <w:bCs/>
-        <w:color w:val="FFFFFF" w:themeColor="background1"/>
+        <w:color w:val="000000"/>
       </w:rPr>
       <w:tblPr/>
       <w:tcPr>
@@ -6050,7 +6051,7 @@
         <w:spacing w:before="0" w:after="0" w:line="240" w:lineRule="auto"/>
       </w:pPr>
       <w:rPr>
-        <w:color w:val="auto"/>
+        <w:color w:val="000000"/>
       </w:rPr>
       <w:tblPr/>
       <w:tcPr>
@@ -6069,7 +6070,7 @@
       <w:rPr>
         <w:b/>
         <w:bCs/>
-        <w:color w:val="FFFFFF" w:themeColor="background1"/>
+        <w:color w:val="000000"/>
       </w:rPr>
       <w:tblPr/>
       <w:tcPr>
@@ -6088,7 +6089,7 @@
       <w:rPr>
         <w:b/>
         <w:bCs/>
-        <w:color w:val="FFFFFF" w:themeColor="background1"/>
+        <w:color w:val="000000"/>
       </w:rPr>
       <w:tblPr/>
       <w:tcPr>
@@ -6134,7 +6135,7 @@
     </w:tblStylePr>
     <w:tblStylePr w:type="nwCell">
       <w:rPr>
-        <w:color w:val="FFFFFF" w:themeColor="background1"/>
+        <w:color w:val="000000"/>
       </w:rPr>
       <w:tblPr/>
       <w:tcPr>
@@ -6179,7 +6180,7 @@
       <w:rPr>
         <w:b/>
         <w:bCs/>
-        <w:color w:val="FFFFFF" w:themeColor="background1"/>
+        <w:color w:val="000000"/>
       </w:rPr>
       <w:tblPr/>
       <w:tcPr>
@@ -6199,7 +6200,7 @@
         <w:spacing w:before="0" w:after="0" w:line="240" w:lineRule="auto"/>
       </w:pPr>
       <w:rPr>
-        <w:color w:val="auto"/>
+        <w:color w:val="000000"/>
       </w:rPr>
       <w:tblPr/>
       <w:tcPr>
@@ -6218,7 +6219,7 @@
       <w:rPr>
         <w:b/>
         <w:bCs/>
-        <w:color w:val="FFFFFF" w:themeColor="background1"/>
+        <w:color w:val="000000"/>
       </w:rPr>
       <w:tblPr/>
       <w:tcPr>
@@ -6237,7 +6238,7 @@
       <w:rPr>
         <w:b/>
         <w:bCs/>
-        <w:color w:val="FFFFFF" w:themeColor="background1"/>
+        <w:color w:val="000000"/>
       </w:rPr>
       <w:tblPr/>
       <w:tcPr>
@@ -6283,7 +6284,7 @@
     </w:tblStylePr>
     <w:tblStylePr w:type="nwCell">
       <w:rPr>
-        <w:color w:val="FFFFFF" w:themeColor="background1"/>
+        <w:color w:val="000000"/>
       </w:rPr>
       <w:tblPr/>
       <w:tcPr>
@@ -6328,7 +6329,7 @@
       <w:rPr>
         <w:b/>
         <w:bCs/>
-        <w:color w:val="FFFFFF" w:themeColor="background1"/>
+        <w:color w:val="000000"/>
       </w:rPr>
       <w:tblPr/>
       <w:tcPr>
@@ -6348,7 +6349,7 @@
         <w:spacing w:before="0" w:after="0" w:line="240" w:lineRule="auto"/>
       </w:pPr>
       <w:rPr>
-        <w:color w:val="auto"/>
+        <w:color w:val="000000"/>
       </w:rPr>
       <w:tblPr/>
       <w:tcPr>
@@ -6367,7 +6368,7 @@
       <w:rPr>
         <w:b/>
         <w:bCs/>
-        <w:color w:val="FFFFFF" w:themeColor="background1"/>
+        <w:color w:val="000000"/>
       </w:rPr>
       <w:tblPr/>
       <w:tcPr>
@@ -6386,7 +6387,7 @@
       <w:rPr>
         <w:b/>
         <w:bCs/>
-        <w:color w:val="FFFFFF" w:themeColor="background1"/>
+        <w:color w:val="000000"/>
       </w:rPr>
       <w:tblPr/>
       <w:tcPr>
@@ -6432,7 +6433,7 @@
     </w:tblStylePr>
     <w:tblStylePr w:type="nwCell">
       <w:rPr>
-        <w:color w:val="FFFFFF" w:themeColor="background1"/>
+        <w:color w:val="000000"/>
       </w:rPr>
       <w:tblPr/>
       <w:tcPr>
@@ -6477,7 +6478,7 @@
       <w:rPr>
         <w:b/>
         <w:bCs/>
-        <w:color w:val="FFFFFF" w:themeColor="background1"/>
+        <w:color w:val="000000"/>
       </w:rPr>
       <w:tblPr/>
       <w:tcPr>
@@ -6497,7 +6498,7 @@
         <w:spacing w:before="0" w:after="0" w:line="240" w:lineRule="auto"/>
       </w:pPr>
       <w:rPr>
-        <w:color w:val="auto"/>
+        <w:color w:val="000000"/>
       </w:rPr>
       <w:tblPr/>
       <w:tcPr>
@@ -6516,7 +6517,7 @@
       <w:rPr>
         <w:b/>
         <w:bCs/>
-        <w:color w:val="FFFFFF" w:themeColor="background1"/>
+        <w:color w:val="000000"/>
       </w:rPr>
       <w:tblPr/>
       <w:tcPr>
@@ -6535,7 +6536,7 @@
       <w:rPr>
         <w:b/>
         <w:bCs/>
-        <w:color w:val="FFFFFF" w:themeColor="background1"/>
+        <w:color w:val="000000"/>
       </w:rPr>
       <w:tblPr/>
       <w:tcPr>
@@ -6581,7 +6582,7 @@
     </w:tblStylePr>
     <w:tblStylePr w:type="nwCell">
       <w:rPr>
-        <w:color w:val="FFFFFF" w:themeColor="background1"/>
+        <w:color w:val="000000"/>
       </w:rPr>
       <w:tblPr/>
       <w:tcPr>
@@ -6605,7 +6606,7 @@
       <w:spacing w:after="0" w:line="240" w:lineRule="auto"/>
     </w:pPr>
     <w:rPr>
-      <w:color w:val="000000" w:themeColor="text1"/>
+      <w:color w:val="000000"/>
     </w:rPr>
     <w:tblPr>
       <w:tblStyleRowBandSize w:val="1"/>
@@ -6638,7 +6639,7 @@
       <w:rPr>
         <w:b/>
         <w:bCs/>
-        <w:color w:val="1F497D" w:themeColor="text2"/>
+        <w:color w:val="000000"/>
       </w:rPr>
       <w:tblPr/>
       <w:tcPr>
@@ -6689,7 +6690,7 @@
       <w:spacing w:after="0" w:line="240" w:lineRule="auto"/>
     </w:pPr>
     <w:rPr>
-      <w:color w:val="000000" w:themeColor="text1"/>
+      <w:color w:val="000000"/>
     </w:rPr>
     <w:tblPr>
       <w:tblStyleRowBandSize w:val="1"/>
@@ -6722,7 +6723,7 @@
       <w:rPr>
         <w:b/>
         <w:bCs/>
-        <w:color w:val="1F497D" w:themeColor="text2"/>
+        <w:color w:val="000000"/>
       </w:rPr>
       <w:tblPr/>
       <w:tcPr>
@@ -6773,7 +6774,7 @@
       <w:spacing w:after="0" w:line="240" w:lineRule="auto"/>
     </w:pPr>
     <w:rPr>
-      <w:color w:val="000000" w:themeColor="text1"/>
+      <w:color w:val="000000"/>
     </w:rPr>
     <w:tblPr>
       <w:tblStyleRowBandSize w:val="1"/>
@@ -6806,7 +6807,7 @@
       <w:rPr>
         <w:b/>
         <w:bCs/>
-        <w:color w:val="1F497D" w:themeColor="text2"/>
+        <w:color w:val="000000"/>
       </w:rPr>
       <w:tblPr/>
       <w:tcPr>
@@ -6857,7 +6858,7 @@
       <w:spacing w:after="0" w:line="240" w:lineRule="auto"/>
     </w:pPr>
     <w:rPr>
-      <w:color w:val="000000" w:themeColor="text1"/>
+      <w:color w:val="000000"/>
     </w:rPr>
     <w:tblPr>
       <w:tblStyleRowBandSize w:val="1"/>
@@ -6890,7 +6891,7 @@
       <w:rPr>
         <w:b/>
         <w:bCs/>
-        <w:color w:val="1F497D" w:themeColor="text2"/>
+        <w:color w:val="000000"/>
       </w:rPr>
       <w:tblPr/>
       <w:tcPr>
@@ -6941,7 +6942,7 @@
       <w:spacing w:after="0" w:line="240" w:lineRule="auto"/>
     </w:pPr>
     <w:rPr>
-      <w:color w:val="000000" w:themeColor="text1"/>
+      <w:color w:val="000000"/>
     </w:rPr>
     <w:tblPr>
       <w:tblStyleRowBandSize w:val="1"/>
@@ -6974,7 +6975,7 @@
       <w:rPr>
         <w:b/>
         <w:bCs/>
-        <w:color w:val="1F497D" w:themeColor="text2"/>
+        <w:color w:val="000000"/>
       </w:rPr>
       <w:tblPr/>
       <w:tcPr>
@@ -7025,7 +7026,7 @@
       <w:spacing w:after="0" w:line="240" w:lineRule="auto"/>
     </w:pPr>
     <w:rPr>
-      <w:color w:val="000000" w:themeColor="text1"/>
+      <w:color w:val="000000"/>
     </w:rPr>
     <w:tblPr>
       <w:tblStyleRowBandSize w:val="1"/>
@@ -7058,7 +7059,7 @@
       <w:rPr>
         <w:b/>
         <w:bCs/>
-        <w:color w:val="1F497D" w:themeColor="text2"/>
+        <w:color w:val="000000"/>
       </w:rPr>
       <w:tblPr/>
       <w:tcPr>
@@ -7109,7 +7110,7 @@
       <w:spacing w:after="0" w:line="240" w:lineRule="auto"/>
     </w:pPr>
     <w:rPr>
-      <w:color w:val="000000" w:themeColor="text1"/>
+      <w:color w:val="000000"/>
     </w:rPr>
     <w:tblPr>
       <w:tblStyleRowBandSize w:val="1"/>
@@ -7142,7 +7143,7 @@
       <w:rPr>
         <w:b/>
         <w:bCs/>
-        <w:color w:val="1F497D" w:themeColor="text2"/>
+        <w:color w:val="000000"/>
       </w:rPr>
       <w:tblPr/>
       <w:tcPr>
@@ -7194,7 +7195,7 @@
     </w:pPr>
     <w:rPr>
       <w:rFonts w:asciiTheme="majorHAnsi" w:eastAsiaTheme="majorEastAsia" w:hAnsiTheme="majorHAnsi" w:cstheme="majorBidi"/>
-      <w:color w:val="000000" w:themeColor="text1"/>
+      <w:color w:val="000000"/>
     </w:rPr>
     <w:tblPr>
       <w:tblStyleRowBandSize w:val="1"/>
@@ -7322,7 +7323,7 @@
     </w:pPr>
     <w:rPr>
       <w:rFonts w:asciiTheme="majorHAnsi" w:eastAsiaTheme="majorEastAsia" w:hAnsiTheme="majorHAnsi" w:cstheme="majorBidi"/>
-      <w:color w:val="000000" w:themeColor="text1"/>
+      <w:color w:val="000000"/>
     </w:rPr>
     <w:tblPr>
       <w:tblStyleRowBandSize w:val="1"/>
@@ -7450,7 +7451,7 @@
     </w:pPr>
     <w:rPr>
       <w:rFonts w:asciiTheme="majorHAnsi" w:eastAsiaTheme="majorEastAsia" w:hAnsiTheme="majorHAnsi" w:cstheme="majorBidi"/>
-      <w:color w:val="000000" w:themeColor="text1"/>
+      <w:color w:val="000000"/>
     </w:rPr>
     <w:tblPr>
       <w:tblStyleRowBandSize w:val="1"/>
@@ -7578,7 +7579,7 @@
     </w:pPr>
     <w:rPr>
       <w:rFonts w:asciiTheme="majorHAnsi" w:eastAsiaTheme="majorEastAsia" w:hAnsiTheme="majorHAnsi" w:cstheme="majorBidi"/>
-      <w:color w:val="000000" w:themeColor="text1"/>
+      <w:color w:val="000000"/>
     </w:rPr>
     <w:tblPr>
       <w:tblStyleRowBandSize w:val="1"/>
@@ -7706,7 +7707,7 @@
     </w:pPr>
     <w:rPr>
       <w:rFonts w:asciiTheme="majorHAnsi" w:eastAsiaTheme="majorEastAsia" w:hAnsiTheme="majorHAnsi" w:cstheme="majorBidi"/>
-      <w:color w:val="000000" w:themeColor="text1"/>
+      <w:color w:val="000000"/>
     </w:rPr>
     <w:tblPr>
       <w:tblStyleRowBandSize w:val="1"/>
@@ -7834,7 +7835,7 @@
     </w:pPr>
     <w:rPr>
       <w:rFonts w:asciiTheme="majorHAnsi" w:eastAsiaTheme="majorEastAsia" w:hAnsiTheme="majorHAnsi" w:cstheme="majorBidi"/>
-      <w:color w:val="000000" w:themeColor="text1"/>
+      <w:color w:val="000000"/>
     </w:rPr>
     <w:tblPr>
       <w:tblStyleRowBandSize w:val="1"/>
@@ -7962,7 +7963,7 @@
     </w:pPr>
     <w:rPr>
       <w:rFonts w:asciiTheme="majorHAnsi" w:eastAsiaTheme="majorEastAsia" w:hAnsiTheme="majorHAnsi" w:cstheme="majorBidi"/>
-      <w:color w:val="000000" w:themeColor="text1"/>
+      <w:color w:val="000000"/>
     </w:rPr>
     <w:tblPr>
       <w:tblStyleRowBandSize w:val="1"/>
@@ -8601,7 +8602,7 @@
     </w:pPr>
     <w:rPr>
       <w:rFonts w:asciiTheme="majorHAnsi" w:eastAsiaTheme="majorEastAsia" w:hAnsiTheme="majorHAnsi" w:cstheme="majorBidi"/>
-      <w:color w:val="000000" w:themeColor="text1"/>
+      <w:color w:val="000000"/>
     </w:rPr>
     <w:tblPr>
       <w:tblStyleRowBandSize w:val="1"/>
@@ -8629,7 +8630,7 @@
       <w:rPr>
         <w:b/>
         <w:bCs/>
-        <w:color w:val="000000" w:themeColor="text1"/>
+        <w:color w:val="000000"/>
       </w:rPr>
       <w:tblPr/>
       <w:tcPr>
@@ -8640,7 +8641,7 @@
       <w:rPr>
         <w:b/>
         <w:bCs/>
-        <w:color w:val="000000" w:themeColor="text1"/>
+        <w:color w:val="000000"/>
       </w:rPr>
       <w:tblPr/>
       <w:tcPr>
@@ -8659,7 +8660,7 @@
       <w:rPr>
         <w:b/>
         <w:bCs/>
-        <w:color w:val="000000" w:themeColor="text1"/>
+        <w:color w:val="000000"/>
       </w:rPr>
       <w:tblPr/>
       <w:tcPr>
@@ -8678,7 +8679,7 @@
       <w:rPr>
         <w:b w:val="0"/>
         <w:bCs w:val="0"/>
-        <w:color w:val="000000" w:themeColor="text1"/>
+        <w:color w:val="000000"/>
       </w:rPr>
       <w:tblPr/>
       <w:tcPr>
@@ -8726,7 +8727,7 @@
     </w:pPr>
     <w:rPr>
       <w:rFonts w:asciiTheme="majorHAnsi" w:eastAsiaTheme="majorEastAsia" w:hAnsiTheme="majorHAnsi" w:cstheme="majorBidi"/>
-      <w:color w:val="000000" w:themeColor="text1"/>
+      <w:color w:val="000000"/>
     </w:rPr>
     <w:tblPr>
       <w:tblStyleRowBandSize w:val="1"/>
@@ -8754,7 +8755,7 @@
       <w:rPr>
         <w:b/>
         <w:bCs/>
-        <w:color w:val="000000" w:themeColor="text1"/>
+        <w:color w:val="000000"/>
       </w:rPr>
       <w:tblPr/>
       <w:tcPr>
@@ -8765,7 +8766,7 @@
       <w:rPr>
         <w:b/>
         <w:bCs/>
-        <w:color w:val="000000" w:themeColor="text1"/>
+        <w:color w:val="000000"/>
       </w:rPr>
       <w:tblPr/>
       <w:tcPr>
@@ -8784,7 +8785,7 @@
       <w:rPr>
         <w:b/>
         <w:bCs/>
-        <w:color w:val="000000" w:themeColor="text1"/>
+        <w:color w:val="000000"/>
       </w:rPr>
       <w:tblPr/>
       <w:tcPr>
@@ -8803,7 +8804,7 @@
       <w:rPr>
         <w:b w:val="0"/>
         <w:bCs w:val="0"/>
-        <w:color w:val="000000" w:themeColor="text1"/>
+        <w:color w:val="000000"/>
       </w:rPr>
       <w:tblPr/>
       <w:tcPr>
@@ -8851,7 +8852,7 @@
     </w:pPr>
     <w:rPr>
       <w:rFonts w:asciiTheme="majorHAnsi" w:eastAsiaTheme="majorEastAsia" w:hAnsiTheme="majorHAnsi" w:cstheme="majorBidi"/>
-      <w:color w:val="000000" w:themeColor="text1"/>
+      <w:color w:val="000000"/>
     </w:rPr>
     <w:tblPr>
       <w:tblStyleRowBandSize w:val="1"/>
@@ -8879,7 +8880,7 @@
       <w:rPr>
         <w:b/>
         <w:bCs/>
-        <w:color w:val="000000" w:themeColor="text1"/>
+        <w:color w:val="000000"/>
       </w:rPr>
       <w:tblPr/>
       <w:tcPr>
@@ -8890,7 +8891,7 @@
       <w:rPr>
         <w:b/>
         <w:bCs/>
-        <w:color w:val="000000" w:themeColor="text1"/>
+        <w:color w:val="000000"/>
       </w:rPr>
       <w:tblPr/>
       <w:tcPr>
@@ -8909,7 +8910,7 @@
       <w:rPr>
         <w:b/>
         <w:bCs/>
-        <w:color w:val="000000" w:themeColor="text1"/>
+        <w:color w:val="000000"/>
       </w:rPr>
       <w:tblPr/>
       <w:tcPr>
@@ -8928,7 +8929,7 @@
       <w:rPr>
         <w:b w:val="0"/>
         <w:bCs w:val="0"/>
-        <w:color w:val="000000" w:themeColor="text1"/>
+        <w:color w:val="000000"/>
       </w:rPr>
       <w:tblPr/>
       <w:tcPr>
@@ -8976,7 +8977,7 @@
     </w:pPr>
     <w:rPr>
       <w:rFonts w:asciiTheme="majorHAnsi" w:eastAsiaTheme="majorEastAsia" w:hAnsiTheme="majorHAnsi" w:cstheme="majorBidi"/>
-      <w:color w:val="000000" w:themeColor="text1"/>
+      <w:color w:val="000000"/>
     </w:rPr>
     <w:tblPr>
       <w:tblStyleRowBandSize w:val="1"/>
@@ -9004,7 +9005,7 @@
       <w:rPr>
         <w:b/>
         <w:bCs/>
-        <w:color w:val="000000" w:themeColor="text1"/>
+        <w:color w:val="000000"/>
       </w:rPr>
       <w:tblPr/>
       <w:tcPr>
@@ -9015,7 +9016,7 @@
       <w:rPr>
         <w:b/>
         <w:bCs/>
-        <w:color w:val="000000" w:themeColor="text1"/>
+        <w:color w:val="000000"/>
       </w:rPr>
       <w:tblPr/>
       <w:tcPr>
@@ -9034,7 +9035,7 @@
       <w:rPr>
         <w:b/>
         <w:bCs/>
-        <w:color w:val="000000" w:themeColor="text1"/>
+        <w:color w:val="000000"/>
       </w:rPr>
       <w:tblPr/>
       <w:tcPr>
@@ -9053,7 +9054,7 @@
       <w:rPr>
         <w:b w:val="0"/>
         <w:bCs w:val="0"/>
-        <w:color w:val="000000" w:themeColor="text1"/>
+        <w:color w:val="000000"/>
       </w:rPr>
       <w:tblPr/>
       <w:tcPr>
@@ -9101,7 +9102,7 @@
     </w:pPr>
     <w:rPr>
       <w:rFonts w:asciiTheme="majorHAnsi" w:eastAsiaTheme="majorEastAsia" w:hAnsiTheme="majorHAnsi" w:cstheme="majorBidi"/>
-      <w:color w:val="000000" w:themeColor="text1"/>
+      <w:color w:val="000000"/>
     </w:rPr>
     <w:tblPr>
       <w:tblStyleRowBandSize w:val="1"/>
@@ -9129,7 +9130,7 @@
       <w:rPr>
         <w:b/>
         <w:bCs/>
-        <w:color w:val="000000" w:themeColor="text1"/>
+        <w:color w:val="000000"/>
       </w:rPr>
       <w:tblPr/>
       <w:tcPr>
@@ -9140,7 +9141,7 @@
       <w:rPr>
         <w:b/>
         <w:bCs/>
-        <w:color w:val="000000" w:themeColor="text1"/>
+        <w:color w:val="000000"/>
       </w:rPr>
       <w:tblPr/>
       <w:tcPr>
@@ -9159,7 +9160,7 @@
       <w:rPr>
         <w:b/>
         <w:bCs/>
-        <w:color w:val="000000" w:themeColor="text1"/>
+        <w:color w:val="000000"/>
       </w:rPr>
       <w:tblPr/>
       <w:tcPr>
@@ -9178,7 +9179,7 @@
       <w:rPr>
         <w:b w:val="0"/>
         <w:bCs w:val="0"/>
-        <w:color w:val="000000" w:themeColor="text1"/>
+        <w:color w:val="000000"/>
       </w:rPr>
       <w:tblPr/>
       <w:tcPr>
@@ -9226,7 +9227,7 @@
     </w:pPr>
     <w:rPr>
       <w:rFonts w:asciiTheme="majorHAnsi" w:eastAsiaTheme="majorEastAsia" w:hAnsiTheme="majorHAnsi" w:cstheme="majorBidi"/>
-      <w:color w:val="000000" w:themeColor="text1"/>
+      <w:color w:val="000000"/>
     </w:rPr>
     <w:tblPr>
       <w:tblStyleRowBandSize w:val="1"/>
@@ -9254,7 +9255,7 @@
       <w:rPr>
         <w:b/>
         <w:bCs/>
-        <w:color w:val="000000" w:themeColor="text1"/>
+        <w:color w:val="000000"/>
       </w:rPr>
       <w:tblPr/>
       <w:tcPr>
@@ -9265,7 +9266,7 @@
       <w:rPr>
         <w:b/>
         <w:bCs/>
-        <w:color w:val="000000" w:themeColor="text1"/>
+        <w:color w:val="000000"/>
       </w:rPr>
       <w:tblPr/>
       <w:tcPr>
@@ -9284,7 +9285,7 @@
       <w:rPr>
         <w:b/>
         <w:bCs/>
-        <w:color w:val="000000" w:themeColor="text1"/>
+        <w:color w:val="000000"/>
       </w:rPr>
       <w:tblPr/>
       <w:tcPr>
@@ -9303,7 +9304,7 @@
       <w:rPr>
         <w:b w:val="0"/>
         <w:bCs w:val="0"/>
-        <w:color w:val="000000" w:themeColor="text1"/>
+        <w:color w:val="000000"/>
       </w:rPr>
       <w:tblPr/>
       <w:tcPr>
@@ -9351,7 +9352,7 @@
     </w:pPr>
     <w:rPr>
       <w:rFonts w:asciiTheme="majorHAnsi" w:eastAsiaTheme="majorEastAsia" w:hAnsiTheme="majorHAnsi" w:cstheme="majorBidi"/>
-      <w:color w:val="000000" w:themeColor="text1"/>
+      <w:color w:val="000000"/>
     </w:rPr>
     <w:tblPr>
       <w:tblStyleRowBandSize w:val="1"/>
@@ -9379,7 +9380,7 @@
       <w:rPr>
         <w:b/>
         <w:bCs/>
-        <w:color w:val="000000" w:themeColor="text1"/>
+        <w:color w:val="000000"/>
       </w:rPr>
       <w:tblPr/>
       <w:tcPr>
@@ -9390,7 +9391,7 @@
       <w:rPr>
         <w:b/>
         <w:bCs/>
-        <w:color w:val="000000" w:themeColor="text1"/>
+        <w:color w:val="000000"/>
       </w:rPr>
       <w:tblPr/>
       <w:tcPr>
@@ -9409,7 +9410,7 @@
       <w:rPr>
         <w:b/>
         <w:bCs/>
-        <w:color w:val="000000" w:themeColor="text1"/>
+        <w:color w:val="000000"/>
       </w:rPr>
       <w:tblPr/>
       <w:tcPr>
@@ -9428,7 +9429,7 @@
       <w:rPr>
         <w:b w:val="0"/>
         <w:bCs w:val="0"/>
-        <w:color w:val="000000" w:themeColor="text1"/>
+        <w:color w:val="000000"/>
       </w:rPr>
       <w:tblPr/>
       <w:tcPr>
@@ -9502,7 +9503,7 @@
         <w:bCs/>
         <w:i w:val="0"/>
         <w:iCs w:val="0"/>
-        <w:color w:val="FFFFFF" w:themeColor="background1"/>
+        <w:color w:val="000000"/>
       </w:rPr>
       <w:tblPr/>
       <w:tcPr>
@@ -9523,7 +9524,7 @@
         <w:bCs/>
         <w:i w:val="0"/>
         <w:iCs w:val="0"/>
-        <w:color w:val="FFFFFF" w:themeColor="background1"/>
+        <w:color w:val="000000"/>
       </w:rPr>
       <w:tblPr/>
       <w:tcPr>
@@ -9544,7 +9545,7 @@
         <w:bCs/>
         <w:i w:val="0"/>
         <w:iCs w:val="0"/>
-        <w:color w:val="FFFFFF" w:themeColor="background1"/>
+        <w:color w:val="000000"/>
       </w:rPr>
       <w:tblPr/>
       <w:tcPr>
@@ -9563,7 +9564,7 @@
         <w:bCs/>
         <w:i w:val="0"/>
         <w:iCs w:val="0"/>
-        <w:color w:val="FFFFFF" w:themeColor="background1"/>
+        <w:color w:val="000000"/>
       </w:rPr>
       <w:tblPr/>
       <w:tcPr>
@@ -9643,7 +9644,7 @@
         <w:bCs/>
         <w:i w:val="0"/>
         <w:iCs w:val="0"/>
-        <w:color w:val="FFFFFF" w:themeColor="background1"/>
+        <w:color w:val="000000"/>
       </w:rPr>
       <w:tblPr/>
       <w:tcPr>
@@ -9664,7 +9665,7 @@
         <w:bCs/>
         <w:i w:val="0"/>
         <w:iCs w:val="0"/>
-        <w:color w:val="FFFFFF" w:themeColor="background1"/>
+        <w:color w:val="000000"/>
       </w:rPr>
       <w:tblPr/>
       <w:tcPr>
@@ -9685,7 +9686,7 @@
         <w:bCs/>
         <w:i w:val="0"/>
         <w:iCs w:val="0"/>
-        <w:color w:val="FFFFFF" w:themeColor="background1"/>
+        <w:color w:val="000000"/>
       </w:rPr>
       <w:tblPr/>
       <w:tcPr>
@@ -9704,7 +9705,7 @@
         <w:bCs/>
         <w:i w:val="0"/>
         <w:iCs w:val="0"/>
-        <w:color w:val="FFFFFF" w:themeColor="background1"/>
+        <w:color w:val="000000"/>
       </w:rPr>
       <w:tblPr/>
       <w:tcPr>
@@ -9784,7 +9785,7 @@
         <w:bCs/>
         <w:i w:val="0"/>
         <w:iCs w:val="0"/>
-        <w:color w:val="FFFFFF" w:themeColor="background1"/>
+        <w:color w:val="000000"/>
       </w:rPr>
       <w:tblPr/>
       <w:tcPr>
@@ -9805,7 +9806,7 @@
         <w:bCs/>
         <w:i w:val="0"/>
         <w:iCs w:val="0"/>
-        <w:color w:val="FFFFFF" w:themeColor="background1"/>
+        <w:color w:val="000000"/>
       </w:rPr>
       <w:tblPr/>
       <w:tcPr>
@@ -9826,7 +9827,7 @@
         <w:bCs/>
         <w:i w:val="0"/>
         <w:iCs w:val="0"/>
-        <w:color w:val="FFFFFF" w:themeColor="background1"/>
+        <w:color w:val="000000"/>
       </w:rPr>
       <w:tblPr/>
       <w:tcPr>
@@ -9845,7 +9846,7 @@
         <w:bCs/>
         <w:i w:val="0"/>
         <w:iCs w:val="0"/>
-        <w:color w:val="FFFFFF" w:themeColor="background1"/>
+        <w:color w:val="000000"/>
       </w:rPr>
       <w:tblPr/>
       <w:tcPr>
@@ -9925,7 +9926,7 @@
         <w:bCs/>
         <w:i w:val="0"/>
         <w:iCs w:val="0"/>
-        <w:color w:val="FFFFFF" w:themeColor="background1"/>
+        <w:color w:val="000000"/>
       </w:rPr>
       <w:tblPr/>
       <w:tcPr>
@@ -9946,7 +9947,7 @@
         <w:bCs/>
         <w:i w:val="0"/>
         <w:iCs w:val="0"/>
-        <w:color w:val="FFFFFF" w:themeColor="background1"/>
+        <w:color w:val="000000"/>
       </w:rPr>
       <w:tblPr/>
       <w:tcPr>
@@ -9967,7 +9968,7 @@
         <w:bCs/>
         <w:i w:val="0"/>
         <w:iCs w:val="0"/>
-        <w:color w:val="FFFFFF" w:themeColor="background1"/>
+        <w:color w:val="000000"/>
       </w:rPr>
       <w:tblPr/>
       <w:tcPr>
@@ -9986,7 +9987,7 @@
         <w:bCs/>
         <w:i w:val="0"/>
         <w:iCs w:val="0"/>
-        <w:color w:val="FFFFFF" w:themeColor="background1"/>
+        <w:color w:val="000000"/>
       </w:rPr>
       <w:tblPr/>
       <w:tcPr>
@@ -10066,7 +10067,7 @@
         <w:bCs/>
         <w:i w:val="0"/>
         <w:iCs w:val="0"/>
-        <w:color w:val="FFFFFF" w:themeColor="background1"/>
+        <w:color w:val="000000"/>
       </w:rPr>
       <w:tblPr/>
       <w:tcPr>
@@ -10087,7 +10088,7 @@
         <w:bCs/>
         <w:i w:val="0"/>
         <w:iCs w:val="0"/>
-        <w:color w:val="FFFFFF" w:themeColor="background1"/>
+        <w:color w:val="000000"/>
       </w:rPr>
       <w:tblPr/>
       <w:tcPr>
@@ -10108,7 +10109,7 @@
         <w:bCs/>
         <w:i w:val="0"/>
         <w:iCs w:val="0"/>
-        <w:color w:val="FFFFFF" w:themeColor="background1"/>
+        <w:color w:val="000000"/>
       </w:rPr>
       <w:tblPr/>
       <w:tcPr>
@@ -10127,7 +10128,7 @@
         <w:bCs/>
         <w:i w:val="0"/>
         <w:iCs w:val="0"/>
-        <w:color w:val="FFFFFF" w:themeColor="background1"/>
+        <w:color w:val="000000"/>
       </w:rPr>
       <w:tblPr/>
       <w:tcPr>
@@ -10207,7 +10208,7 @@
         <w:bCs/>
         <w:i w:val="0"/>
         <w:iCs w:val="0"/>
-        <w:color w:val="FFFFFF" w:themeColor="background1"/>
+        <w:color w:val="000000"/>
       </w:rPr>
       <w:tblPr/>
       <w:tcPr>
@@ -10228,7 +10229,7 @@
         <w:bCs/>
         <w:i w:val="0"/>
         <w:iCs w:val="0"/>
-        <w:color w:val="FFFFFF" w:themeColor="background1"/>
+        <w:color w:val="000000"/>
       </w:rPr>
       <w:tblPr/>
       <w:tcPr>
@@ -10249,7 +10250,7 @@
         <w:bCs/>
         <w:i w:val="0"/>
         <w:iCs w:val="0"/>
-        <w:color w:val="FFFFFF" w:themeColor="background1"/>
+        <w:color w:val="000000"/>
       </w:rPr>
       <w:tblPr/>
       <w:tcPr>
@@ -10268,7 +10269,7 @@
         <w:bCs/>
         <w:i w:val="0"/>
         <w:iCs w:val="0"/>
-        <w:color w:val="FFFFFF" w:themeColor="background1"/>
+        <w:color w:val="000000"/>
       </w:rPr>
       <w:tblPr/>
       <w:tcPr>
@@ -10348,7 +10349,7 @@
         <w:bCs/>
         <w:i w:val="0"/>
         <w:iCs w:val="0"/>
-        <w:color w:val="FFFFFF" w:themeColor="background1"/>
+        <w:color w:val="000000"/>
       </w:rPr>
       <w:tblPr/>
       <w:tcPr>
@@ -10369,7 +10370,7 @@
         <w:bCs/>
         <w:i w:val="0"/>
         <w:iCs w:val="0"/>
-        <w:color w:val="FFFFFF" w:themeColor="background1"/>
+        <w:color w:val="000000"/>
       </w:rPr>
       <w:tblPr/>
       <w:tcPr>
@@ -10390,7 +10391,7 @@
         <w:bCs/>
         <w:i w:val="0"/>
         <w:iCs w:val="0"/>
-        <w:color w:val="FFFFFF" w:themeColor="background1"/>
+        <w:color w:val="000000"/>
       </w:rPr>
       <w:tblPr/>
       <w:tcPr>
@@ -10409,7 +10410,7 @@
         <w:bCs/>
         <w:i w:val="0"/>
         <w:iCs w:val="0"/>
-        <w:color w:val="FFFFFF" w:themeColor="background1"/>
+        <w:color w:val="000000"/>
       </w:rPr>
       <w:tblPr/>
       <w:tcPr>
@@ -10462,7 +10463,7 @@
       <w:spacing w:after="0" w:line="240" w:lineRule="auto"/>
     </w:pPr>
     <w:rPr>
-      <w:color w:val="FFFFFF" w:themeColor="background1"/>
+      <w:color w:val="000000"/>
     </w:rPr>
     <w:tblPr>
       <w:tblStyleRowBandSize w:val="1"/>
@@ -10576,7 +10577,7 @@
       <w:spacing w:after="0" w:line="240" w:lineRule="auto"/>
     </w:pPr>
     <w:rPr>
-      <w:color w:val="FFFFFF" w:themeColor="background1"/>
+      <w:color w:val="000000"/>
     </w:rPr>
     <w:tblPr>
       <w:tblStyleRowBandSize w:val="1"/>
@@ -10690,7 +10691,7 @@
       <w:spacing w:after="0" w:line="240" w:lineRule="auto"/>
     </w:pPr>
     <w:rPr>
-      <w:color w:val="FFFFFF" w:themeColor="background1"/>
+      <w:color w:val="000000"/>
     </w:rPr>
     <w:tblPr>
       <w:tblStyleRowBandSize w:val="1"/>
@@ -10804,7 +10805,7 @@
       <w:spacing w:after="0" w:line="240" w:lineRule="auto"/>
     </w:pPr>
     <w:rPr>
-      <w:color w:val="FFFFFF" w:themeColor="background1"/>
+      <w:color w:val="000000"/>
     </w:rPr>
     <w:tblPr>
       <w:tblStyleRowBandSize w:val="1"/>
@@ -10918,7 +10919,7 @@
       <w:spacing w:after="0" w:line="240" w:lineRule="auto"/>
     </w:pPr>
     <w:rPr>
-      <w:color w:val="FFFFFF" w:themeColor="background1"/>
+      <w:color w:val="000000"/>
     </w:rPr>
     <w:tblPr>
       <w:tblStyleRowBandSize w:val="1"/>
@@ -11032,7 +11033,7 @@
       <w:spacing w:after="0" w:line="240" w:lineRule="auto"/>
     </w:pPr>
     <w:rPr>
-      <w:color w:val="FFFFFF" w:themeColor="background1"/>
+      <w:color w:val="000000"/>
     </w:rPr>
     <w:tblPr>
       <w:tblStyleRowBandSize w:val="1"/>
@@ -11146,7 +11147,7 @@
       <w:spacing w:after="0" w:line="240" w:lineRule="auto"/>
     </w:pPr>
     <w:rPr>
-      <w:color w:val="FFFFFF" w:themeColor="background1"/>
+      <w:color w:val="000000"/>
     </w:rPr>
     <w:tblPr>
       <w:tblStyleRowBandSize w:val="1"/>
@@ -11260,7 +11261,7 @@
       <w:spacing w:after="0" w:line="240" w:lineRule="auto"/>
     </w:pPr>
     <w:rPr>
-      <w:color w:val="000000" w:themeColor="text1"/>
+      <w:color w:val="000000"/>
     </w:rPr>
     <w:tblPr>
       <w:tblStyleRowBandSize w:val="1"/>
@@ -11306,7 +11307,7 @@
       <w:rPr>
         <w:b/>
         <w:bCs/>
-        <w:color w:val="FFFFFF" w:themeColor="background1"/>
+        <w:color w:val="000000"/>
       </w:rPr>
       <w:tblPr/>
       <w:tcPr>
@@ -11318,7 +11319,7 @@
     </w:tblStylePr>
     <w:tblStylePr w:type="firstCol">
       <w:rPr>
-        <w:color w:val="FFFFFF" w:themeColor="background1"/>
+        <w:color w:val="000000"/>
       </w:rPr>
       <w:tblPr/>
       <w:tcPr>
@@ -11335,7 +11336,7 @@
     </w:tblStylePr>
     <w:tblStylePr w:type="lastCol">
       <w:rPr>
-        <w:color w:val="FFFFFF" w:themeColor="background1"/>
+        <w:color w:val="000000"/>
       </w:rPr>
       <w:tblPr/>
       <w:tcPr>
@@ -11364,12 +11365,12 @@
     </w:tblStylePr>
     <w:tblStylePr w:type="neCell">
       <w:rPr>
-        <w:color w:val="000000" w:themeColor="text1"/>
+        <w:color w:val="000000"/>
       </w:rPr>
     </w:tblStylePr>
     <w:tblStylePr w:type="nwCell">
       <w:rPr>
-        <w:color w:val="000000" w:themeColor="text1"/>
+        <w:color w:val="000000"/>
       </w:rPr>
     </w:tblStylePr>
   </w:style>
@@ -11382,7 +11383,7 @@
       <w:spacing w:after="0" w:line="240" w:lineRule="auto"/>
     </w:pPr>
     <w:rPr>
-      <w:color w:val="000000" w:themeColor="text1"/>
+      <w:color w:val="000000"/>
     </w:rPr>
     <w:tblPr>
       <w:tblStyleRowBandSize w:val="1"/>
@@ -11428,7 +11429,7 @@
       <w:rPr>
         <w:b/>
         <w:bCs/>
-        <w:color w:val="FFFFFF" w:themeColor="background1"/>
+        <w:color w:val="000000"/>
       </w:rPr>
       <w:tblPr/>
       <w:tcPr>
@@ -11440,7 +11441,7 @@
     </w:tblStylePr>
     <w:tblStylePr w:type="firstCol">
       <w:rPr>
-        <w:color w:val="FFFFFF" w:themeColor="background1"/>
+        <w:color w:val="000000"/>
       </w:rPr>
       <w:tblPr/>
       <w:tcPr>
@@ -11457,7 +11458,7 @@
     </w:tblStylePr>
     <w:tblStylePr w:type="lastCol">
       <w:rPr>
-        <w:color w:val="FFFFFF" w:themeColor="background1"/>
+        <w:color w:val="000000"/>
       </w:rPr>
       <w:tblPr/>
       <w:tcPr>
@@ -11486,12 +11487,12 @@
     </w:tblStylePr>
     <w:tblStylePr w:type="neCell">
       <w:rPr>
-        <w:color w:val="000000" w:themeColor="text1"/>
+        <w:color w:val="000000"/>
       </w:rPr>
     </w:tblStylePr>
     <w:tblStylePr w:type="nwCell">
       <w:rPr>
-        <w:color w:val="000000" w:themeColor="text1"/>
+        <w:color w:val="000000"/>
       </w:rPr>
     </w:tblStylePr>
   </w:style>
@@ -11504,7 +11505,7 @@
       <w:spacing w:after="0" w:line="240" w:lineRule="auto"/>
     </w:pPr>
     <w:rPr>
-      <w:color w:val="000000" w:themeColor="text1"/>
+      <w:color w:val="000000"/>
     </w:rPr>
     <w:tblPr>
       <w:tblStyleRowBandSize w:val="1"/>
@@ -11550,7 +11551,7 @@
       <w:rPr>
         <w:b/>
         <w:bCs/>
-        <w:color w:val="FFFFFF" w:themeColor="background1"/>
+        <w:color w:val="000000"/>
       </w:rPr>
       <w:tblPr/>
       <w:tcPr>
@@ -11562,7 +11563,7 @@
     </w:tblStylePr>
     <w:tblStylePr w:type="firstCol">
       <w:rPr>
-        <w:color w:val="FFFFFF" w:themeColor="background1"/>
+        <w:color w:val="000000"/>
       </w:rPr>
       <w:tblPr/>
       <w:tcPr>
@@ -11579,7 +11580,7 @@
     </w:tblStylePr>
     <w:tblStylePr w:type="lastCol">
       <w:rPr>
-        <w:color w:val="FFFFFF" w:themeColor="background1"/>
+        <w:color w:val="000000"/>
       </w:rPr>
       <w:tblPr/>
       <w:tcPr>
@@ -11608,12 +11609,12 @@
     </w:tblStylePr>
     <w:tblStylePr w:type="neCell">
       <w:rPr>
-        <w:color w:val="000000" w:themeColor="text1"/>
+        <w:color w:val="000000"/>
       </w:rPr>
     </w:tblStylePr>
     <w:tblStylePr w:type="nwCell">
       <w:rPr>
-        <w:color w:val="000000" w:themeColor="text1"/>
+        <w:color w:val="000000"/>
       </w:rPr>
     </w:tblStylePr>
   </w:style>
@@ -11626,7 +11627,7 @@
       <w:spacing w:after="0" w:line="240" w:lineRule="auto"/>
     </w:pPr>
     <w:rPr>
-      <w:color w:val="000000" w:themeColor="text1"/>
+      <w:color w:val="000000"/>
     </w:rPr>
     <w:tblPr>
       <w:tblStyleRowBandSize w:val="1"/>
@@ -11672,7 +11673,7 @@
       <w:rPr>
         <w:b/>
         <w:bCs/>
-        <w:color w:val="FFFFFF" w:themeColor="background1"/>
+        <w:color w:val="000000"/>
       </w:rPr>
       <w:tblPr/>
       <w:tcPr>
@@ -11684,7 +11685,7 @@
     </w:tblStylePr>
     <w:tblStylePr w:type="firstCol">
       <w:rPr>
-        <w:color w:val="FFFFFF" w:themeColor="background1"/>
+        <w:color w:val="000000"/>
       </w:rPr>
       <w:tblPr/>
       <w:tcPr>
@@ -11701,7 +11702,7 @@
     </w:tblStylePr>
     <w:tblStylePr w:type="lastCol">
       <w:rPr>
-        <w:color w:val="FFFFFF" w:themeColor="background1"/>
+        <w:color w:val="000000"/>
       </w:rPr>
       <w:tblPr/>
       <w:tcPr>
@@ -11738,7 +11739,7 @@
       <w:spacing w:after="0" w:line="240" w:lineRule="auto"/>
     </w:pPr>
     <w:rPr>
-      <w:color w:val="000000" w:themeColor="text1"/>
+      <w:color w:val="000000"/>
     </w:rPr>
     <w:tblPr>
       <w:tblStyleRowBandSize w:val="1"/>
@@ -11784,7 +11785,7 @@
       <w:rPr>
         <w:b/>
         <w:bCs/>
-        <w:color w:val="FFFFFF" w:themeColor="background1"/>
+        <w:color w:val="000000"/>
       </w:rPr>
       <w:tblPr/>
       <w:tcPr>
@@ -11796,7 +11797,7 @@
     </w:tblStylePr>
     <w:tblStylePr w:type="firstCol">
       <w:rPr>
-        <w:color w:val="FFFFFF" w:themeColor="background1"/>
+        <w:color w:val="000000"/>
       </w:rPr>
       <w:tblPr/>
       <w:tcPr>
@@ -11813,7 +11814,7 @@
     </w:tblStylePr>
     <w:tblStylePr w:type="lastCol">
       <w:rPr>
-        <w:color w:val="FFFFFF" w:themeColor="background1"/>
+        <w:color w:val="000000"/>
       </w:rPr>
       <w:tblPr/>
       <w:tcPr>
@@ -11842,12 +11843,12 @@
     </w:tblStylePr>
     <w:tblStylePr w:type="neCell">
       <w:rPr>
-        <w:color w:val="000000" w:themeColor="text1"/>
+        <w:color w:val="000000"/>
       </w:rPr>
     </w:tblStylePr>
     <w:tblStylePr w:type="nwCell">
       <w:rPr>
-        <w:color w:val="000000" w:themeColor="text1"/>
+        <w:color w:val="000000"/>
       </w:rPr>
     </w:tblStylePr>
   </w:style>
@@ -11860,7 +11861,7 @@
       <w:spacing w:after="0" w:line="240" w:lineRule="auto"/>
     </w:pPr>
     <w:rPr>
-      <w:color w:val="000000" w:themeColor="text1"/>
+      <w:color w:val="000000"/>
     </w:rPr>
     <w:tblPr>
       <w:tblStyleRowBandSize w:val="1"/>
@@ -11906,7 +11907,7 @@
       <w:rPr>
         <w:b/>
         <w:bCs/>
-        <w:color w:val="FFFFFF" w:themeColor="background1"/>
+        <w:color w:val="000000"/>
       </w:rPr>
       <w:tblPr/>
       <w:tcPr>
@@ -11918,7 +11919,7 @@
     </w:tblStylePr>
     <w:tblStylePr w:type="firstCol">
       <w:rPr>
-        <w:color w:val="FFFFFF" w:themeColor="background1"/>
+        <w:color w:val="000000"/>
       </w:rPr>
       <w:tblPr/>
       <w:tcPr>
@@ -11935,7 +11936,7 @@
     </w:tblStylePr>
     <w:tblStylePr w:type="lastCol">
       <w:rPr>
-        <w:color w:val="FFFFFF" w:themeColor="background1"/>
+        <w:color w:val="000000"/>
       </w:rPr>
       <w:tblPr/>
       <w:tcPr>
@@ -11964,12 +11965,12 @@
     </w:tblStylePr>
     <w:tblStylePr w:type="neCell">
       <w:rPr>
-        <w:color w:val="000000" w:themeColor="text1"/>
+        <w:color w:val="000000"/>
       </w:rPr>
     </w:tblStylePr>
     <w:tblStylePr w:type="nwCell">
       <w:rPr>
-        <w:color w:val="000000" w:themeColor="text1"/>
+        <w:color w:val="000000"/>
       </w:rPr>
     </w:tblStylePr>
   </w:style>
@@ -11982,7 +11983,7 @@
       <w:spacing w:after="0" w:line="240" w:lineRule="auto"/>
     </w:pPr>
     <w:rPr>
-      <w:color w:val="000000" w:themeColor="text1"/>
+      <w:color w:val="000000"/>
     </w:rPr>
     <w:tblPr>
       <w:tblStyleRowBandSize w:val="1"/>
@@ -12028,7 +12029,7 @@
       <w:rPr>
         <w:b/>
         <w:bCs/>
-        <w:color w:val="FFFFFF" w:themeColor="background1"/>
+        <w:color w:val="000000"/>
       </w:rPr>
       <w:tblPr/>
       <w:tcPr>
@@ -12040,7 +12041,7 @@
     </w:tblStylePr>
     <w:tblStylePr w:type="firstCol">
       <w:rPr>
-        <w:color w:val="FFFFFF" w:themeColor="background1"/>
+        <w:color w:val="000000"/>
       </w:rPr>
       <w:tblPr/>
       <w:tcPr>
@@ -12057,7 +12058,7 @@
     </w:tblStylePr>
     <w:tblStylePr w:type="lastCol">
       <w:rPr>
-        <w:color w:val="FFFFFF" w:themeColor="background1"/>
+        <w:color w:val="000000"/>
       </w:rPr>
       <w:tblPr/>
       <w:tcPr>
@@ -12086,12 +12087,12 @@
     </w:tblStylePr>
     <w:tblStylePr w:type="neCell">
       <w:rPr>
-        <w:color w:val="000000" w:themeColor="text1"/>
+        <w:color w:val="000000"/>
       </w:rPr>
     </w:tblStylePr>
     <w:tblStylePr w:type="nwCell">
       <w:rPr>
-        <w:color w:val="000000" w:themeColor="text1"/>
+        <w:color w:val="000000"/>
       </w:rPr>
     </w:tblStylePr>
   </w:style>
@@ -12104,7 +12105,7 @@
       <w:spacing w:after="0" w:line="240" w:lineRule="auto"/>
     </w:pPr>
     <w:rPr>
-      <w:color w:val="000000" w:themeColor="text1"/>
+      <w:color w:val="000000"/>
     </w:rPr>
     <w:tblPr>
       <w:tblStyleRowBandSize w:val="1"/>
@@ -12124,7 +12125,7 @@
       <w:rPr>
         <w:b/>
         <w:bCs/>
-        <w:color w:val="FFFFFF" w:themeColor="background1"/>
+        <w:color w:val="000000"/>
       </w:rPr>
       <w:tblPr/>
       <w:tcPr>
@@ -12138,7 +12139,7 @@
       <w:rPr>
         <w:b/>
         <w:bCs/>
-        <w:color w:val="9E3A38" w:themeColor="accent2" w:themeShade="CC"/>
+        <w:color w:val="000000"/>
       </w:rPr>
       <w:tblPr/>
       <w:tcPr>
@@ -12190,7 +12191,7 @@
       <w:spacing w:after="0" w:line="240" w:lineRule="auto"/>
     </w:pPr>
     <w:rPr>
-      <w:color w:val="000000" w:themeColor="text1"/>
+      <w:color w:val="000000"/>
     </w:rPr>
     <w:tblPr>
       <w:tblStyleRowBandSize w:val="1"/>
@@ -12210,7 +12211,7 @@
       <w:rPr>
         <w:b/>
         <w:bCs/>
-        <w:color w:val="FFFFFF" w:themeColor="background1"/>
+        <w:color w:val="000000"/>
       </w:rPr>
       <w:tblPr/>
       <w:tcPr>
@@ -12224,7 +12225,7 @@
       <w:rPr>
         <w:b/>
         <w:bCs/>
-        <w:color w:val="9E3A38" w:themeColor="accent2" w:themeShade="CC"/>
+        <w:color w:val="000000"/>
       </w:rPr>
       <w:tblPr/>
       <w:tcPr>
@@ -12276,7 +12277,7 @@
       <w:spacing w:after="0" w:line="240" w:lineRule="auto"/>
     </w:pPr>
     <w:rPr>
-      <w:color w:val="000000" w:themeColor="text1"/>
+      <w:color w:val="000000"/>
     </w:rPr>
     <w:tblPr>
       <w:tblStyleRowBandSize w:val="1"/>
@@ -12296,7 +12297,7 @@
       <w:rPr>
         <w:b/>
         <w:bCs/>
-        <w:color w:val="FFFFFF" w:themeColor="background1"/>
+        <w:color w:val="000000"/>
       </w:rPr>
       <w:tblPr/>
       <w:tcPr>
@@ -12310,7 +12311,7 @@
       <w:rPr>
         <w:b/>
         <w:bCs/>
-        <w:color w:val="9E3A38" w:themeColor="accent2" w:themeShade="CC"/>
+        <w:color w:val="000000"/>
       </w:rPr>
       <w:tblPr/>
       <w:tcPr>
@@ -12362,7 +12363,7 @@
       <w:spacing w:after="0" w:line="240" w:lineRule="auto"/>
     </w:pPr>
     <w:rPr>
-      <w:color w:val="000000" w:themeColor="text1"/>
+      <w:color w:val="000000"/>
     </w:rPr>
     <w:tblPr>
       <w:tblStyleRowBandSize w:val="1"/>
@@ -12382,7 +12383,7 @@
       <w:rPr>
         <w:b/>
         <w:bCs/>
-        <w:color w:val="FFFFFF" w:themeColor="background1"/>
+        <w:color w:val="000000"/>
       </w:rPr>
       <w:tblPr/>
       <w:tcPr>
@@ -12396,7 +12397,7 @@
       <w:rPr>
         <w:b/>
         <w:bCs/>
-        <w:color w:val="664E82" w:themeColor="accent4" w:themeShade="CC"/>
+        <w:color w:val="000000"/>
       </w:rPr>
       <w:tblPr/>
       <w:tcPr>
@@ -12448,7 +12449,7 @@
       <w:spacing w:after="0" w:line="240" w:lineRule="auto"/>
     </w:pPr>
     <w:rPr>
-      <w:color w:val="000000" w:themeColor="text1"/>
+      <w:color w:val="000000"/>
     </w:rPr>
     <w:tblPr>
       <w:tblStyleRowBandSize w:val="1"/>
@@ -12468,7 +12469,7 @@
       <w:rPr>
         <w:b/>
         <w:bCs/>
-        <w:color w:val="FFFFFF" w:themeColor="background1"/>
+        <w:color w:val="000000"/>
       </w:rPr>
       <w:tblPr/>
       <w:tcPr>
@@ -12482,7 +12483,7 @@
       <w:rPr>
         <w:b/>
         <w:bCs/>
-        <w:color w:val="7E9C40" w:themeColor="accent3" w:themeShade="CC"/>
+        <w:color w:val="000000"/>
       </w:rPr>
       <w:tblPr/>
       <w:tcPr>
@@ -12534,7 +12535,7 @@
       <w:spacing w:after="0" w:line="240" w:lineRule="auto"/>
     </w:pPr>
     <w:rPr>
-      <w:color w:val="000000" w:themeColor="text1"/>
+      <w:color w:val="000000"/>
     </w:rPr>
     <w:tblPr>
       <w:tblStyleRowBandSize w:val="1"/>
@@ -12554,7 +12555,7 @@
       <w:rPr>
         <w:b/>
         <w:bCs/>
-        <w:color w:val="FFFFFF" w:themeColor="background1"/>
+        <w:color w:val="000000"/>
       </w:rPr>
       <w:tblPr/>
       <w:tcPr>
@@ -12568,7 +12569,7 @@
       <w:rPr>
         <w:b/>
         <w:bCs/>
-        <w:color w:val="F2730A" w:themeColor="accent6" w:themeShade="CC"/>
+        <w:color w:val="000000"/>
       </w:rPr>
       <w:tblPr/>
       <w:tcPr>
@@ -12620,7 +12621,7 @@
       <w:spacing w:after="0" w:line="240" w:lineRule="auto"/>
     </w:pPr>
     <w:rPr>
-      <w:color w:val="000000" w:themeColor="text1"/>
+      <w:color w:val="000000"/>
     </w:rPr>
     <w:tblPr>
       <w:tblStyleRowBandSize w:val="1"/>
@@ -12640,7 +12641,7 @@
       <w:rPr>
         <w:b/>
         <w:bCs/>
-        <w:color w:val="FFFFFF" w:themeColor="background1"/>
+        <w:color w:val="000000"/>
       </w:rPr>
       <w:tblPr/>
       <w:tcPr>
@@ -12654,7 +12655,7 @@
       <w:rPr>
         <w:b/>
         <w:bCs/>
-        <w:color w:val="348DA5" w:themeColor="accent5" w:themeShade="CC"/>
+        <w:color w:val="000000"/>
       </w:rPr>
       <w:tblPr/>
       <w:tcPr>
@@ -12706,7 +12707,7 @@
       <w:spacing w:after="0" w:line="240" w:lineRule="auto"/>
     </w:pPr>
     <w:rPr>
-      <w:color w:val="000000" w:themeColor="text1"/>
+      <w:color w:val="000000"/>
     </w:rPr>
     <w:tblPr>
       <w:tblStyleRowBandSize w:val="1"/>
@@ -12739,7 +12740,7 @@
       <w:rPr>
         <w:b/>
         <w:bCs/>
-        <w:color w:val="000000" w:themeColor="text1"/>
+        <w:color w:val="000000"/>
       </w:rPr>
       <w:tblPr/>
       <w:tcPr>
@@ -12748,7 +12749,7 @@
     </w:tblStylePr>
     <w:tblStylePr w:type="firstCol">
       <w:rPr>
-        <w:color w:val="FFFFFF" w:themeColor="background1"/>
+        <w:color w:val="000000"/>
       </w:rPr>
       <w:tblPr/>
       <w:tcPr>
@@ -12757,7 +12758,7 @@
     </w:tblStylePr>
     <w:tblStylePr w:type="lastCol">
       <w:rPr>
-        <w:color w:val="FFFFFF" w:themeColor="background1"/>
+        <w:color w:val="000000"/>
       </w:rPr>
       <w:tblPr/>
       <w:tcPr>
@@ -12786,7 +12787,7 @@
       <w:spacing w:after="0" w:line="240" w:lineRule="auto"/>
     </w:pPr>
     <w:rPr>
-      <w:color w:val="000000" w:themeColor="text1"/>
+      <w:color w:val="000000"/>
     </w:rPr>
     <w:tblPr>
       <w:tblStyleRowBandSize w:val="1"/>
@@ -12819,7 +12820,7 @@
       <w:rPr>
         <w:b/>
         <w:bCs/>
-        <w:color w:val="000000" w:themeColor="text1"/>
+        <w:color w:val="000000"/>
       </w:rPr>
       <w:tblPr/>
       <w:tcPr>
@@ -12828,7 +12829,7 @@
     </w:tblStylePr>
     <w:tblStylePr w:type="firstCol">
       <w:rPr>
-        <w:color w:val="FFFFFF" w:themeColor="background1"/>
+        <w:color w:val="000000"/>
       </w:rPr>
       <w:tblPr/>
       <w:tcPr>
@@ -12837,7 +12838,7 @@
     </w:tblStylePr>
     <w:tblStylePr w:type="lastCol">
       <w:rPr>
-        <w:color w:val="FFFFFF" w:themeColor="background1"/>
+        <w:color w:val="000000"/>
       </w:rPr>
       <w:tblPr/>
       <w:tcPr>
@@ -12866,7 +12867,7 @@
       <w:spacing w:after="0" w:line="240" w:lineRule="auto"/>
     </w:pPr>
     <w:rPr>
-      <w:color w:val="000000" w:themeColor="text1"/>
+      <w:color w:val="000000"/>
     </w:rPr>
     <w:tblPr>
       <w:tblStyleRowBandSize w:val="1"/>
@@ -12899,7 +12900,7 @@
       <w:rPr>
         <w:b/>
         <w:bCs/>
-        <w:color w:val="000000" w:themeColor="text1"/>
+        <w:color w:val="000000"/>
       </w:rPr>
       <w:tblPr/>
       <w:tcPr>
@@ -12908,7 +12909,7 @@
     </w:tblStylePr>
     <w:tblStylePr w:type="firstCol">
       <w:rPr>
-        <w:color w:val="FFFFFF" w:themeColor="background1"/>
+        <w:color w:val="000000"/>
       </w:rPr>
       <w:tblPr/>
       <w:tcPr>
@@ -12917,7 +12918,7 @@
     </w:tblStylePr>
     <w:tblStylePr w:type="lastCol">
       <w:rPr>
-        <w:color w:val="FFFFFF" w:themeColor="background1"/>
+        <w:color w:val="000000"/>
       </w:rPr>
       <w:tblPr/>
       <w:tcPr>
@@ -12946,7 +12947,7 @@
       <w:spacing w:after="0" w:line="240" w:lineRule="auto"/>
     </w:pPr>
     <w:rPr>
-      <w:color w:val="000000" w:themeColor="text1"/>
+      <w:color w:val="000000"/>
     </w:rPr>
     <w:tblPr>
       <w:tblStyleRowBandSize w:val="1"/>
@@ -12979,7 +12980,7 @@
       <w:rPr>
         <w:b/>
         <w:bCs/>
-        <w:color w:val="000000" w:themeColor="text1"/>
+        <w:color w:val="000000"/>
       </w:rPr>
       <w:tblPr/>
       <w:tcPr>
@@ -12988,7 +12989,7 @@
     </w:tblStylePr>
     <w:tblStylePr w:type="firstCol">
       <w:rPr>
-        <w:color w:val="FFFFFF" w:themeColor="background1"/>
+        <w:color w:val="000000"/>
       </w:rPr>
       <w:tblPr/>
       <w:tcPr>
@@ -12997,7 +12998,7 @@
     </w:tblStylePr>
     <w:tblStylePr w:type="lastCol">
       <w:rPr>
-        <w:color w:val="FFFFFF" w:themeColor="background1"/>
+        <w:color w:val="000000"/>
       </w:rPr>
       <w:tblPr/>
       <w:tcPr>
@@ -13026,7 +13027,7 @@
       <w:spacing w:after="0" w:line="240" w:lineRule="auto"/>
     </w:pPr>
     <w:rPr>
-      <w:color w:val="000000" w:themeColor="text1"/>
+      <w:color w:val="000000"/>
     </w:rPr>
     <w:tblPr>
       <w:tblStyleRowBandSize w:val="1"/>
@@ -13059,7 +13060,7 @@
       <w:rPr>
         <w:b/>
         <w:bCs/>
-        <w:color w:val="000000" w:themeColor="text1"/>
+        <w:color w:val="000000"/>
       </w:rPr>
       <w:tblPr/>
       <w:tcPr>
@@ -13068,7 +13069,7 @@
     </w:tblStylePr>
     <w:tblStylePr w:type="firstCol">
       <w:rPr>
-        <w:color w:val="FFFFFF" w:themeColor="background1"/>
+        <w:color w:val="000000"/>
       </w:rPr>
       <w:tblPr/>
       <w:tcPr>
@@ -13077,7 +13078,7 @@
     </w:tblStylePr>
     <w:tblStylePr w:type="lastCol">
       <w:rPr>
-        <w:color w:val="FFFFFF" w:themeColor="background1"/>
+        <w:color w:val="000000"/>
       </w:rPr>
       <w:tblPr/>
       <w:tcPr>
@@ -13106,7 +13107,7 @@
       <w:spacing w:after="0" w:line="240" w:lineRule="auto"/>
     </w:pPr>
     <w:rPr>
-      <w:color w:val="000000" w:themeColor="text1"/>
+      <w:color w:val="000000"/>
     </w:rPr>
     <w:tblPr>
       <w:tblStyleRowBandSize w:val="1"/>
@@ -13139,7 +13140,7 @@
       <w:rPr>
         <w:b/>
         <w:bCs/>
-        <w:color w:val="000000" w:themeColor="text1"/>
+        <w:color w:val="000000"/>
       </w:rPr>
       <w:tblPr/>
       <w:tcPr>
@@ -13148,7 +13149,7 @@
     </w:tblStylePr>
     <w:tblStylePr w:type="firstCol">
       <w:rPr>
-        <w:color w:val="FFFFFF" w:themeColor="background1"/>
+        <w:color w:val="000000"/>
       </w:rPr>
       <w:tblPr/>
       <w:tcPr>
@@ -13157,7 +13158,7 @@
     </w:tblStylePr>
     <w:tblStylePr w:type="lastCol">
       <w:rPr>
-        <w:color w:val="FFFFFF" w:themeColor="background1"/>
+        <w:color w:val="000000"/>
       </w:rPr>
       <w:tblPr/>
       <w:tcPr>
@@ -13186,7 +13187,7 @@
       <w:spacing w:after="0" w:line="240" w:lineRule="auto"/>
     </w:pPr>
     <w:rPr>
-      <w:color w:val="000000" w:themeColor="text1"/>
+      <w:color w:val="000000"/>
     </w:rPr>
     <w:tblPr>
       <w:tblStyleRowBandSize w:val="1"/>
@@ -13219,7 +13220,7 @@
       <w:rPr>
         <w:b/>
         <w:bCs/>
-        <w:color w:val="000000" w:themeColor="text1"/>
+        <w:color w:val="000000"/>
       </w:rPr>
       <w:tblPr/>
       <w:tcPr>
@@ -13228,7 +13229,7 @@
     </w:tblStylePr>
     <w:tblStylePr w:type="firstCol">
       <w:rPr>
-        <w:color w:val="FFFFFF" w:themeColor="background1"/>
+        <w:color w:val="000000"/>
       </w:rPr>
       <w:tblPr/>
       <w:tcPr>
@@ -13237,7 +13238,7 @@
     </w:tblStylePr>
     <w:tblStylePr w:type="lastCol">
       <w:rPr>
-        <w:color w:val="FFFFFF" w:themeColor="background1"/>
+        <w:color w:val="000000"/>
       </w:rPr>
       <w:tblPr/>
       <w:tcPr>
